--- a/files/Nakbin_Choi_CV.docx
+++ b/files/Nakbin_Choi_CV.docx
@@ -1320,7 +1320,7 @@
           <w:color w:val="000000"/>
           <w:sz w:val="19"/>
         </w:rPr>
-        <w:t>Lee et al. Extratropical Rossby Waves Amplify Central Siberian Fire Risk Through Subseasonal Teleconnections, Agricultural and Forest Meteorology. Accepted.</w:t>
+        <w:t>Lee et al. Extratropical Rossby Waves Amplify Central Siberian Fire Risk Through Subseasonal Teleconnections, Agricultural and Forest Meteorology. 390, 111475.</w:t>
       </w:r>
     </w:p>
     <w:p>

--- a/files/Nakbin_Choi_CV.docx
+++ b/files/Nakbin_Choi_CV.docx
@@ -1320,7 +1320,27 @@
           <w:color w:val="000000"/>
           <w:sz w:val="19"/>
         </w:rPr>
-        <w:t>Lee et al. Extratropical Rossby Waves Amplify Central Siberian Fire Risk Through Subseasonal Teleconnections, Agricultural and Forest Meteorology. 390, 111475.</w:t>
+        <w:t xml:space="preserve">Lee, S., Lee, M.-I., Kim, K.-M., &amp; </w:t>
+      </w:r>
+      <w:r>
+        <w:rPr>
+          <w:rFonts w:ascii="Times New Roman" w:hAnsi="Times New Roman" w:eastAsia="Times New Roman"/>
+          <w:b/>
+          <w:i w:val="0"/>
+          <w:color w:val="000000"/>
+          <w:sz w:val="19"/>
+        </w:rPr>
+        <w:t>Choi, N.</w:t>
+      </w:r>
+      <w:r>
+        <w:rPr>
+          <w:rFonts w:ascii="Times New Roman" w:hAnsi="Times New Roman" w:eastAsia="Times New Roman"/>
+          <w:b w:val="0"/>
+          <w:i w:val="0"/>
+          <w:color w:val="000000"/>
+          <w:sz w:val="19"/>
+        </w:rPr>
+        <w:t xml:space="preserve"> (2026). Extratropical Rossby waves amplify central Siberian fire risk through subseasonal teleconnections. Agricultural and Forest Meteorology, 390, 111475.</w:t>
       </w:r>
     </w:p>
     <w:p>

--- a/files/Nakbin_Choi_CV.docx
+++ b/files/Nakbin_Choi_CV.docx
@@ -1294,6 +1294,33 @@
           <w:sz w:val="23"/>
         </w:rPr>
         <w:t>PUBLICATIONS</w:t>
+      </w:r>
+    </w:p>
+    <w:p>
+      <w:pPr>
+        <w:keepLines/>
+        <w:spacing w:before="0" w:after="160"/>
+        <w:ind w:left="446" w:hanging="446"/>
+      </w:pPr>
+      <w:r>
+        <w:rPr>
+          <w:rFonts w:ascii="Times New Roman" w:hAnsi="Times New Roman" w:eastAsia="Times New Roman"/>
+          <w:b w:val="0"/>
+          <w:i w:val="0"/>
+          <w:color w:val="000000"/>
+          <w:sz w:val="19"/>
+        </w:rPr>
+        <w:t xml:space="preserve">[19] </w:t>
+      </w:r>
+      <w:r>
+        <w:rPr>
+          <w:rFonts w:ascii="Times New Roman" w:hAnsi="Times New Roman" w:eastAsia="Times New Roman"/>
+          <w:b w:val="0"/>
+          <w:i w:val="0"/>
+          <w:color w:val="000000"/>
+          <w:sz w:val="19"/>
+        </w:rPr>
+        <w:t>Lee et al., Understanding the physical mechanism of recording-breaking 2025 East Asian heatwave. Environmental Research Letters. (Accepted).</w:t>
       </w:r>
     </w:p>
     <w:p>
@@ -2065,7 +2092,7 @@
           <w:color w:val="000000"/>
           <w:sz w:val="19"/>
         </w:rPr>
-        <w:t xml:space="preserve">[4] </w:t>
+        <w:t xml:space="preserve">[3] </w:t>
       </w:r>
       <w:r>
         <w:rPr>
@@ -2092,7 +2119,7 @@
           <w:color w:val="000000"/>
           <w:sz w:val="19"/>
         </w:rPr>
-        <w:t xml:space="preserve">[3] </w:t>
+        <w:t xml:space="preserve">[2] </w:t>
       </w:r>
       <w:r>
         <w:rPr>
@@ -2119,7 +2146,7 @@
           <w:color w:val="000000"/>
           <w:sz w:val="19"/>
         </w:rPr>
-        <w:t xml:space="preserve">[2] </w:t>
+        <w:t xml:space="preserve">[1] </w:t>
       </w:r>
       <w:r>
         <w:rPr>
@@ -2150,33 +2177,6 @@
           <w:sz w:val="19"/>
         </w:rPr>
         <w:t>, ..., and Zhu, H.: Assessment of the Met Office Global Coupled model version 5 (GC5) configurations, Geoscientific Model Development Discussion. In Review.</w:t>
-      </w:r>
-    </w:p>
-    <w:p>
-      <w:pPr>
-        <w:keepLines/>
-        <w:spacing w:before="0" w:after="160"/>
-        <w:ind w:left="446" w:hanging="446"/>
-      </w:pPr>
-      <w:r>
-        <w:rPr>
-          <w:rFonts w:ascii="Times New Roman" w:hAnsi="Times New Roman" w:eastAsia="Times New Roman"/>
-          <w:b w:val="0"/>
-          <w:i w:val="0"/>
-          <w:color w:val="000000"/>
-          <w:sz w:val="19"/>
-        </w:rPr>
-        <w:t xml:space="preserve">[1] </w:t>
-      </w:r>
-      <w:r>
-        <w:rPr>
-          <w:rFonts w:ascii="Times New Roman" w:hAnsi="Times New Roman" w:eastAsia="Times New Roman"/>
-          <w:b w:val="0"/>
-          <w:i w:val="0"/>
-          <w:color w:val="000000"/>
-          <w:sz w:val="19"/>
-        </w:rPr>
-        <w:t>Lee et al., Understanding the physical mechanism of recording-breaking 2025 East Asian heatwave. Environmental Research Letters. In Review.</w:t>
       </w:r>
     </w:p>
     <w:p>

--- a/files/Nakbin_Choi_CV.docx
+++ b/files/Nakbin_Choi_CV.docx
@@ -34,7 +34,7 @@
           <w:color w:val="000000"/>
           <w:sz w:val="18"/>
         </w:rPr>
-        <w:t>September 2026</w:t>
+        <w:t>October 2026</w:t>
       </w:r>
     </w:p>
     <w:tbl>
@@ -1320,7 +1320,27 @@
           <w:color w:val="000000"/>
           <w:sz w:val="19"/>
         </w:rPr>
-        <w:t>Lee et al., Understanding the physical mechanism of recording-breaking 2025 East Asian heatwave. Environmental Research Letters. (Accepted).</w:t>
+        <w:t xml:space="preserve">Lee, B., Seo, E., Kim, D., </w:t>
+      </w:r>
+      <w:r>
+        <w:rPr>
+          <w:rFonts w:ascii="Times New Roman" w:hAnsi="Times New Roman" w:eastAsia="Times New Roman"/>
+          <w:b/>
+          <w:i w:val="0"/>
+          <w:color w:val="000000"/>
+          <w:sz w:val="19"/>
+        </w:rPr>
+        <w:t>Choi, N.</w:t>
+      </w:r>
+      <w:r>
+        <w:rPr>
+          <w:rFonts w:ascii="Times New Roman" w:hAnsi="Times New Roman" w:eastAsia="Times New Roman"/>
+          <w:b w:val="0"/>
+          <w:i w:val="0"/>
+          <w:color w:val="000000"/>
+          <w:sz w:val="19"/>
+        </w:rPr>
+        <w:t>, &amp; Moon, W. (2026). Understanding the physical mechanism of record-breaking 2025 Korea-Japan heatwave. Environmental Research Letters. 21, 194020.</w:t>
       </w:r>
     </w:p>
     <w:p>

--- a/files/Nakbin_Choi_CV.docx
+++ b/files/Nakbin_Choi_CV.docx
@@ -2112,6 +2112,33 @@
           <w:color w:val="000000"/>
           <w:sz w:val="19"/>
         </w:rPr>
+        <w:t xml:space="preserve">[4] </w:t>
+      </w:r>
+      <w:r>
+        <w:rPr>
+          <w:rFonts w:ascii="Times New Roman" w:hAnsi="Times New Roman" w:eastAsia="Times New Roman"/>
+          <w:b w:val="0"/>
+          <w:i w:val="0"/>
+          <w:color w:val="000000"/>
+          <w:sz w:val="19"/>
+        </w:rPr>
+        <w:t>Choi et al., Evolution of Boreal-Summer Quasi-Stationary Rossby Waves on Daily Time Scales. npj Climate and Atmospheric Science. Submitted.</w:t>
+      </w:r>
+    </w:p>
+    <w:p>
+      <w:pPr>
+        <w:keepLines/>
+        <w:spacing w:before="0" w:after="160"/>
+        <w:ind w:left="446" w:hanging="446"/>
+      </w:pPr>
+      <w:r>
+        <w:rPr>
+          <w:rFonts w:ascii="Times New Roman" w:hAnsi="Times New Roman" w:eastAsia="Times New Roman"/>
+          <w:b w:val="0"/>
+          <w:i w:val="0"/>
+          <w:color w:val="000000"/>
+          <w:sz w:val="19"/>
+        </w:rPr>
         <w:t xml:space="preserve">[3] </w:t>
       </w:r>
       <w:r>
